--- a/docs/Сценарии_использования_системы.docx
+++ b/docs/Сценарии_использования_системы.docx
@@ -3708,7 +3708,7 @@
           <w:noProof/>
         </w:rPr>
         <w:drawing>
-          <wp:inline distT="0" distB="0" distL="0" distR="0">
+          <wp:inline distT="0" distB="0" distL="0" distR="0" wp14:anchorId="27DC24DA" wp14:editId="437E991C">
             <wp:extent cx="5593080" cy="4312736"/>
             <wp:effectExtent l="0" t="0" r="0" b="0"/>
             <wp:docPr id="26" name="Рисунок 26" descr="Диаграмма сценария UC-6"/>
@@ -3756,6 +3756,8 @@
           </wp:inline>
         </w:drawing>
       </w:r>
+      <w:bookmarkStart w:id="0" w:name="_GoBack"/>
+      <w:bookmarkEnd w:id="0"/>
     </w:p>
     <w:p>
       <w:pPr>
@@ -4101,16 +4103,7 @@
                 <w:szCs w:val="24"/>
               </w:rPr>
               <w:br/>
-              <w:t>2. Система отображает данные учётной записи (номер телефона, логин), список назначенных приёмов  и список посещённых приёмов</w:t>
-            </w:r>
-            <w:bookmarkStart w:id="0" w:name="_GoBack"/>
-            <w:bookmarkEnd w:id="0"/>
-            <w:r>
-              <w:rPr>
-                <w:sz w:val="24"/>
-                <w:szCs w:val="24"/>
-              </w:rPr>
-              <w:t>.</w:t>
+              <w:t>2. Система отображает данные учётной записи (номер телефона, логин), список назначенных приёмов  и список посещённых приёмов.</w:t>
             </w:r>
             <w:r>
               <w:rPr>
